--- a/eh_submission/tables.docx
+++ b/eh_submission/tables.docx
@@ -27,79 +27,67 @@
         <w:pStyle w:val="BodyText"/>
       </w:pPr>
       <w:r>
-        <w:t xml:space="preserve">Characteristic | Training (n=1,584 ears) | Test (n=396 ears) |</w:t>
-      </w:r>
-      <w:r>
-        <w:br/>
-      </w:r>
-      <w:r>
-        <w:t xml:space="preserve">Participants (n) | 1,044 | 362 |</w:t>
-      </w:r>
-      <w:r>
-        <w:br/>
-      </w:r>
-      <w:r>
-        <w:t xml:space="preserve">Age (years), mean (SD) | 75.7 (3.7) | 75.8 (3.8) |</w:t>
-      </w:r>
-      <w:r>
-        <w:br/>
-      </w:r>
-      <w:r>
-        <w:t xml:space="preserve">Age (years), median (IQR) | 76 (72–80) | 76 (72–80) |</w:t>
-      </w:r>
-      <w:r>
-        <w:br/>
-      </w:r>
-      <w:r>
-        <w:t xml:space="preserve">Aged 70–79 years | 68.2% | 66.7% |</w:t>
-      </w:r>
-      <w:r>
-        <w:br/>
-      </w:r>
-      <w:r>
-        <w:t xml:space="preserve">Aged ≥80 years | 31.8% | 33.3% |</w:t>
-      </w:r>
-      <w:r>
-        <w:br/>
-      </w:r>
-      <w:r>
-        <w:t xml:space="preserve">Female sex | 53.2% | 53.5% |</w:t>
-      </w:r>
-      <w:r>
-        <w:br/>
-      </w:r>
-      <w:r>
-        <w:t xml:space="preserve">Mean PTA-4 (dB HL) | 31.5 (13.2) | 32.1 (13.3) |</w:t>
-      </w:r>
-      <w:r>
-        <w:br/>
-      </w:r>
-      <w:r>
-        <w:t xml:space="preserve">Normal | 37.9% | 35.6% |</w:t>
-      </w:r>
-      <w:r>
-        <w:br/>
-      </w:r>
-      <w:r>
-        <w:t xml:space="preserve">Mild | 38.3% | 38.1% |</w:t>
-      </w:r>
-      <w:r>
-        <w:br/>
-      </w:r>
-      <w:r>
-        <w:t xml:space="preserve">Moderate | 19.0% | 21.5% |</w:t>
-      </w:r>
-      <w:r>
-        <w:br/>
-      </w:r>
-      <w:r>
-        <w:t xml:space="preserve">Moderately Severe | 4.2% | 4.0% |</w:t>
-      </w:r>
-      <w:r>
-        <w:br/>
-      </w:r>
-      <w:r>
-        <w:t xml:space="preserve">Severe | 0.4% | 0.8% |</w:t>
+        <w:t xml:space="preserve">Characteristic | Training (n=15,654 ears) | Test (n=3,914 ears) |</w:t>
+      </w:r>
+      <w:r>
+        <w:br/>
+      </w:r>
+      <w:r>
+        <w:t xml:space="preserve">Participants (n) | 9,421 | 3,519 |</w:t>
+      </w:r>
+      <w:r>
+        <w:br/>
+      </w:r>
+      <w:r>
+        <w:t xml:space="preserve">Age (years), mean (SD) | 43.9 (14.4) | 44.0 (14.4) |</w:t>
+      </w:r>
+      <w:r>
+        <w:br/>
+      </w:r>
+      <w:r>
+        <w:t xml:space="preserve">Age (years), median (IQR) | 44 (31–56) | 44 (31–56) |</w:t>
+      </w:r>
+      <w:r>
+        <w:br/>
+      </w:r>
+      <w:r>
+        <w:t xml:space="preserve">Female sex | 50.9% | 51.3% |</w:t>
+      </w:r>
+      <w:r>
+        <w:br/>
+      </w:r>
+      <w:r>
+        <w:t xml:space="preserve">Mean PTA-4 (dB HL) | 13.3 (11.4) | 13.3 (11.6) |</w:t>
+      </w:r>
+      <w:r>
+        <w:br/>
+      </w:r>
+      <w:r>
+        <w:t xml:space="preserve">Normal | 88.0% | 88.6% |</w:t>
+      </w:r>
+      <w:r>
+        <w:br/>
+      </w:r>
+      <w:r>
+        <w:t xml:space="preserve">Mild | 8.8% | 8.1% |</w:t>
+      </w:r>
+      <w:r>
+        <w:br/>
+      </w:r>
+      <w:r>
+        <w:t xml:space="preserve">Moderate | 2.2% | 2.3% |</w:t>
+      </w:r>
+      <w:r>
+        <w:br/>
+      </w:r>
+      <w:r>
+        <w:t xml:space="preserve">Moderately Severe | 0.6% | 0.7% |</w:t>
+      </w:r>
+      <w:r>
+        <w:br/>
+      </w:r>
+      <w:r>
+        <w:t xml:space="preserve">Severe | 0.3% | 0.3% |</w:t>
       </w:r>
       <w:r>
         <w:br/>
@@ -131,37 +119,37 @@
         <w:br/>
       </w:r>
       <w:r>
-        <w:t xml:space="preserve">Weighted κ vs. Reference | 0.68 | 1.00* | 0.98 | 0.98 |</w:t>
-      </w:r>
-      <w:r>
-        <w:br/>
-      </w:r>
-      <w:r>
-        <w:t xml:space="preserve">Overall Agreement | 70.4% | 100%* | 96.7% | 96.0% |</w:t>
-      </w:r>
-      <w:r>
-        <w:br/>
-      </w:r>
-      <w:r>
-        <w:t xml:space="preserve">Borderline Agreement (±5 dB) | 58.7% | 100%* | 94.7% | 93.4% |</w:t>
-      </w:r>
-      <w:r>
-        <w:br/>
-      </w:r>
-      <w:r>
-        <w:t xml:space="preserve">Clear-case Agreement | 88.2% | 100%* | 100% | 100% |</w:t>
-      </w:r>
-      <w:r>
-        <w:br/>
-      </w:r>
-      <w:r>
-        <w:t xml:space="preserve">Spearman ρ vs. PTA-4 | 0.83 | 1.00 | 1.00 | 1.00 |</w:t>
-      </w:r>
-      <w:r>
-        <w:br/>
-      </w:r>
-      <w:r>
-        <w:t xml:space="preserve">MAE vs. PTA-4 (dB) | 10.5 | 0.0* | 0.5 | 0.8 |</w:t>
+        <w:t xml:space="preserve">Weighted κ vs. Reference | 0.73 | 1.00* | 0.98 | 0.98 |</w:t>
+      </w:r>
+      <w:r>
+        <w:br/>
+      </w:r>
+      <w:r>
+        <w:t xml:space="preserve">Overall Agreement | 92.3% | 100%* | 98.8% | 98.8% |</w:t>
+      </w:r>
+      <w:r>
+        <w:br/>
+      </w:r>
+      <w:r>
+        <w:t xml:space="preserve">Borderline Agreement (±5 dB) | 70.6% | 100%* | 93.5% | 93.8% |</w:t>
+      </w:r>
+      <w:r>
+        <w:br/>
+      </w:r>
+      <w:r>
+        <w:t xml:space="preserve">Clear-case Agreement | 96.9% | 100%* | 100% | 100% |</w:t>
+      </w:r>
+      <w:r>
+        <w:br/>
+      </w:r>
+      <w:r>
+        <w:t xml:space="preserve">Spearman ρ vs. PTA-4 | 0.58 | 1.00 | 1.00 | 1.00 |</w:t>
+      </w:r>
+      <w:r>
+        <w:br/>
+      </w:r>
+      <w:r>
+        <w:t xml:space="preserve">MAE vs. PTA-4 (dB) | 6.1 | 0.0* | 0.2 | 0.5 |</w:t>
       </w:r>
     </w:p>
     <w:p>
@@ -195,31 +183,31 @@
         <w:br/>
       </w:r>
       <w:r>
-        <w:t xml:space="preserve">Flat | 22.0% | −5 to 12 dB |</w:t>
-      </w:r>
-      <w:r>
-        <w:br/>
-      </w:r>
-      <w:r>
-        <w:t xml:space="preserve">Gently Sloping | 29.7% | 12–28 dB |</w:t>
-      </w:r>
-      <w:r>
-        <w:br/>
-      </w:r>
-      <w:r>
-        <w:t xml:space="preserve">Steeply Sloping | 31.8% | 28–45 dB |</w:t>
-      </w:r>
-      <w:r>
-        <w:br/>
-      </w:r>
-      <w:r>
-        <w:t xml:space="preserve">Precipitous | 13.4% | &gt;45 dB |</w:t>
-      </w:r>
-      <w:r>
-        <w:br/>
-      </w:r>
-      <w:r>
-        <w:t xml:space="preserve">Rising | 3.1% | &lt;−5 dB |</w:t>
+        <w:t xml:space="preserve">Flat | 56.7% | −5 to 12 dB |</w:t>
+      </w:r>
+      <w:r>
+        <w:br/>
+      </w:r>
+      <w:r>
+        <w:t xml:space="preserve">Gently Sloping | 18.0% | 12–28 dB |</w:t>
+      </w:r>
+      <w:r>
+        <w:br/>
+      </w:r>
+      <w:r>
+        <w:t xml:space="preserve">Steeply Sloping | 8.8% | 28–45 dB |</w:t>
+      </w:r>
+      <w:r>
+        <w:br/>
+      </w:r>
+      <w:r>
+        <w:t xml:space="preserve">Precipitous | 3.5% | &gt;45 dB |</w:t>
+      </w:r>
+      <w:r>
+        <w:br/>
+      </w:r>
+      <w:r>
+        <w:t xml:space="preserve">Rising | 13.0% | &lt;−5 dB |</w:t>
       </w:r>
     </w:p>
     <w:p>
@@ -389,7 +377,7 @@
         <w:br/>
       </w:r>
       <w:r>
-        <w:t xml:space="preserve">FAI (fuzzy) | 0.68 | 58.7% | 88.2% |</w:t>
+        <w:t xml:space="preserve">FAI (fuzzy) | 0.73 | 70.6% | 96.9% |</w:t>
       </w:r>
       <w:r>
         <w:br/>
@@ -401,13 +389,13 @@
         <w:br/>
       </w:r>
       <w:r>
-        <w:t xml:space="preserve">XGBoost | 0.98 | 94.7% | 100% |</w:t>
-      </w:r>
-      <w:r>
-        <w:br/>
-      </w:r>
-      <w:r>
-        <w:t xml:space="preserve">Random Forest | 0.98 | 93.4% | 100% |</w:t>
+        <w:t xml:space="preserve">XGBoost | 0.98 | 93.5% | 100% |</w:t>
+      </w:r>
+      <w:r>
+        <w:br/>
+      </w:r>
+      <w:r>
+        <w:t xml:space="preserve">Random Forest | 0.98 | 93.8% | 100% |</w:t>
       </w:r>
     </w:p>
     <w:p>

--- a/eh_submission/tables.docx
+++ b/eh_submission/tables.docx
@@ -119,31 +119,31 @@
         <w:br/>
       </w:r>
       <w:r>
-        <w:t xml:space="preserve">Weighted κ vs. Reference | 0.73 | 1.00* | 0.98 | 0.98 |</w:t>
-      </w:r>
-      <w:r>
-        <w:br/>
-      </w:r>
-      <w:r>
-        <w:t xml:space="preserve">Overall Agreement | 92.3% | 100%* | 98.8% | 98.8% |</w:t>
-      </w:r>
-      <w:r>
-        <w:br/>
-      </w:r>
-      <w:r>
-        <w:t xml:space="preserve">Borderline Agreement (±5 dB) | 70.6% | 100%* | 93.5% | 93.8% |</w:t>
-      </w:r>
-      <w:r>
-        <w:br/>
-      </w:r>
-      <w:r>
-        <w:t xml:space="preserve">Clear-case Agreement | 96.9% | 100%* | 100% | 100% |</w:t>
-      </w:r>
-      <w:r>
-        <w:br/>
-      </w:r>
-      <w:r>
-        <w:t xml:space="preserve">Spearman ρ vs. PTA-4 | 0.58 | 1.00 | 1.00 | 1.00 |</w:t>
+        <w:t xml:space="preserve">Weighted κ vs. Reference | 0.76 | 1.00* | 0.98 | 0.98 |</w:t>
+      </w:r>
+      <w:r>
+        <w:br/>
+      </w:r>
+      <w:r>
+        <w:t xml:space="preserve">Overall Agreement | 91.4% | 100%* | 98.8% | 98.8% |</w:t>
+      </w:r>
+      <w:r>
+        <w:br/>
+      </w:r>
+      <w:r>
+        <w:t xml:space="preserve">Borderline Agreement (±5 dB) | 74.9% | 100%* | 93.5% | 93.8% |</w:t>
+      </w:r>
+      <w:r>
+        <w:br/>
+      </w:r>
+      <w:r>
+        <w:t xml:space="preserve">Clear-case Agreement | 95.2% | 100%* | 100% | 100% |</w:t>
+      </w:r>
+      <w:r>
+        <w:br/>
+      </w:r>
+      <w:r>
+        <w:t xml:space="preserve">Spearman ρ vs. PTA-4 | 0.61 | 1.00 | 1.00 | 1.00 |</w:t>
       </w:r>
       <w:r>
         <w:br/>
@@ -233,25 +233,25 @@
         <w:br/>
       </w:r>
       <w:r>
-        <w:t xml:space="preserve">24 | Normal | 9.3 | Normal | Normal μ=0.29, Mild μ=0.00 |</w:t>
-      </w:r>
-      <w:r>
-        <w:br/>
-      </w:r>
-      <w:r>
-        <w:t xml:space="preserve">26 | Mild | 9.3 | Normal | Normal μ=0.15, Mild μ=0.00 |</w:t>
-      </w:r>
-      <w:r>
-        <w:br/>
-      </w:r>
-      <w:r>
-        <w:t xml:space="preserve">27 | Mild | 14.8 | Normal | Normal μ=0.07, Mild μ=0.25 |</w:t>
-      </w:r>
-      <w:r>
-        <w:br/>
-      </w:r>
-      <w:r>
-        <w:t xml:space="preserve">28 | Mild | 17.8 | Normal | Normal μ=0.00, Mild μ=0.50 |</w:t>
+        <w:t xml:space="preserve">24 | Normal | 9.3 | Normal | Normal μ=0.33, Mild μ=0.00 |</w:t>
+      </w:r>
+      <w:r>
+        <w:br/>
+      </w:r>
+      <w:r>
+        <w:t xml:space="preserve">26 | Mild | 16.8 | Normal | Normal μ=0.16, Mild μ=0.40 |</w:t>
+      </w:r>
+      <w:r>
+        <w:br/>
+      </w:r>
+      <w:r>
+        <w:t xml:space="preserve">27 | Mild | 20.4 | Mild | Normal μ=0.07, Mild μ=1.00 |</w:t>
+      </w:r>
+      <w:r>
+        <w:br/>
+      </w:r>
+      <w:r>
+        <w:t xml:space="preserve">28 | Mild | 20.4 | Mild | Normal μ=0.00, Mild μ=1.00 |</w:t>
       </w:r>
       <w:r>
         <w:br/>
@@ -283,37 +283,37 @@
         <w:br/>
       </w:r>
       <w:r>
-        <w:t xml:space="preserve">Normal | 0.0 | 0.0 | 14.3 | 28.0 |</w:t>
-      </w:r>
-      <w:r>
-        <w:br/>
-      </w:r>
-      <w:r>
-        <w:t xml:space="preserve">Mild | 26.0 | 30.0 | 39.3 | 44.0 |</w:t>
-      </w:r>
-      <w:r>
-        <w:br/>
-      </w:r>
-      <w:r>
-        <w:t xml:space="preserve">Moderate | 41.0 | 45.0 | 53.6 | 59.0 |</w:t>
-      </w:r>
-      <w:r>
-        <w:br/>
-      </w:r>
-      <w:r>
-        <w:t xml:space="preserve">Moderately Severe | 56.0 | 60.0 | 67.9 | 74.0 |</w:t>
-      </w:r>
-      <w:r>
-        <w:br/>
-      </w:r>
-      <w:r>
-        <w:t xml:space="preserve">Severe | 71.0 | 75.0 | 85.4 | 94.0 |</w:t>
-      </w:r>
-      <w:r>
-        <w:br/>
-      </w:r>
-      <w:r>
-        <w:t xml:space="preserve">Profound | 91.9 | 94.4 | 103.5 | 120.0 |</w:t>
+        <w:t xml:space="preserve">Normal | 0.0 | 6.4 | 16.4 | 27.8 |</w:t>
+      </w:r>
+      <w:r>
+        <w:br/>
+      </w:r>
+      <w:r>
+        <w:t xml:space="preserve">Mild | 25.8 | 26.3 | 36.4 | 43.5 |</w:t>
+      </w:r>
+      <w:r>
+        <w:br/>
+      </w:r>
+      <w:r>
+        <w:t xml:space="preserve">Moderate | 41.5 | 42.0 | 54.3 | 58.5 |</w:t>
+      </w:r>
+      <w:r>
+        <w:br/>
+      </w:r>
+      <w:r>
+        <w:t xml:space="preserve">Moderately Severe | 56.5 | 57.0 | 67.9 | 73.5 |</w:t>
+      </w:r>
+      <w:r>
+        <w:br/>
+      </w:r>
+      <w:r>
+        <w:t xml:space="preserve">Severe | 71.5 | 72.0 | 83.7 | 93.0 |</w:t>
+      </w:r>
+      <w:r>
+        <w:br/>
+      </w:r>
+      <w:r>
+        <w:t xml:space="preserve">Profound | 91.0 | 91.5 | 104.6 | 120.0 |</w:t>
       </w:r>
     </w:p>
     <w:p>
@@ -377,7 +377,7 @@
         <w:br/>
       </w:r>
       <w:r>
-        <w:t xml:space="preserve">FAI (fuzzy) | 0.73 | 70.6% | 96.9% |</w:t>
+        <w:t xml:space="preserve">FAI (fuzzy) | 0.76 | 74.9% | 95.2% |</w:t>
       </w:r>
       <w:r>
         <w:br/>
@@ -429,25 +429,25 @@
         <w:br/>
       </w:r>
       <w:r>
-        <w:t xml:space="preserve">24 dB | Normal | Normal | 9.3 | 0.29 | 0.00 |</w:t>
-      </w:r>
-      <w:r>
-        <w:br/>
-      </w:r>
-      <w:r>
-        <w:t xml:space="preserve">26 dB | Mild | Normal | 9.3 | 0.15 | 0.00 |</w:t>
-      </w:r>
-      <w:r>
-        <w:br/>
-      </w:r>
-      <w:r>
-        <w:t xml:space="preserve">27 dB | Mild | Normal | 14.8 | 0.07 | 0.25 |</w:t>
-      </w:r>
-      <w:r>
-        <w:br/>
-      </w:r>
-      <w:r>
-        <w:t xml:space="preserve">28 dB | Mild | Normal | 17.8 | 0.00 | 0.50 |</w:t>
+        <w:t xml:space="preserve">24 dB | Normal | Normal | 9.3 | 0.33 | 0.00 |</w:t>
+      </w:r>
+      <w:r>
+        <w:br/>
+      </w:r>
+      <w:r>
+        <w:t xml:space="preserve">26 dB | Mild | Normal | 16.8 | 0.16 | 0.40 |</w:t>
+      </w:r>
+      <w:r>
+        <w:br/>
+      </w:r>
+      <w:r>
+        <w:t xml:space="preserve">27 dB | Mild | Mild | 20.4 | 0.07 | 1.00 |</w:t>
+      </w:r>
+      <w:r>
+        <w:br/>
+      </w:r>
+      <w:r>
+        <w:t xml:space="preserve">28 dB | Mild | Mild | 20.4 | 0.00 | 1.00 |</w:t>
       </w:r>
       <w:r>
         <w:br/>
@@ -479,13 +479,13 @@
         <w:br/>
       </w:r>
       <w:r>
-        <w:t xml:space="preserve">A | 27.5 dB | Mild | 16.5 | Precipitous (shape rules) | Borderline membership (Normal 0.04, Mild 0.38) |</w:t>
-      </w:r>
-      <w:r>
-        <w:br/>
-      </w:r>
-      <w:r>
-        <w:t xml:space="preserve">B | 23.0 dB | Normal | 16.4 | Precipitous (shape rules) | 25 dB notch at 4 kHz masked by PTA |</w:t>
+        <w:t xml:space="preserve">A | 27.5 dB | Mild | 20.4 | Precipitous (shape rules) | Borderline membership (Normal 0.04, Mild 1.00) |</w:t>
+      </w:r>
+      <w:r>
+        <w:br/>
+      </w:r>
+      <w:r>
+        <w:t xml:space="preserve">B | 23.0 dB | Normal | 17.0 | Precipitous (shape rules) | 25 dB notch at 4 kHz masked by PTA |</w:t>
       </w:r>
       <w:r>
         <w:br/>
@@ -497,7 +497,7 @@
         <w:br/>
       </w:r>
       <w:r>
-        <w:t xml:space="preserve">D | 53.8/28.8 dB | Mod/Mild | 56.5 composite | Precipitous | Asymmetry upgrade; inter-aural modulation |</w:t>
+        <w:t xml:space="preserve">D | 53.8/28.8 dB | Mod/Mild | 54.5 composite | Precipitous | Asymmetry upgrade; inter-aural modulation |</w:t>
       </w:r>
     </w:p>
     <w:sectPr>

--- a/eh_submission/tables.docx
+++ b/eh_submission/tables.docx
@@ -119,31 +119,31 @@
         <w:br/>
       </w:r>
       <w:r>
-        <w:t xml:space="preserve">Weighted κ vs. Reference | 0.76 | 1.00* | 0.98 | 0.98 |</w:t>
-      </w:r>
-      <w:r>
-        <w:br/>
-      </w:r>
-      <w:r>
-        <w:t xml:space="preserve">Overall Agreement | 91.4% | 100%* | 98.8% | 98.8% |</w:t>
-      </w:r>
-      <w:r>
-        <w:br/>
-      </w:r>
-      <w:r>
-        <w:t xml:space="preserve">Borderline Agreement (±5 dB) | 74.9% | 100%* | 93.5% | 93.8% |</w:t>
-      </w:r>
-      <w:r>
-        <w:br/>
-      </w:r>
-      <w:r>
-        <w:t xml:space="preserve">Clear-case Agreement | 95.2% | 100%* | 100% | 100% |</w:t>
-      </w:r>
-      <w:r>
-        <w:br/>
-      </w:r>
-      <w:r>
-        <w:t xml:space="preserve">Spearman ρ vs. PTA-4 | 0.61 | 1.00 | 1.00 | 1.00 |</w:t>
+        <w:t xml:space="preserve">Weighted κ vs. Reference | 0.93 | 1.00* | 0.98 | 0.98 |</w:t>
+      </w:r>
+      <w:r>
+        <w:br/>
+      </w:r>
+      <w:r>
+        <w:t xml:space="preserve">Overall Agreement | 95.8% | 100%* | 98.8% | 98.8% |</w:t>
+      </w:r>
+      <w:r>
+        <w:br/>
+      </w:r>
+      <w:r>
+        <w:t xml:space="preserve">Borderline Agreement (±5 dB) | 84.9% | 100%* | 93.5% | 93.8% |</w:t>
+      </w:r>
+      <w:r>
+        <w:br/>
+      </w:r>
+      <w:r>
+        <w:t xml:space="preserve">Clear-case Agreement | 98.4% | 100%* | 100% | 100% |</w:t>
+      </w:r>
+      <w:r>
+        <w:br/>
+      </w:r>
+      <w:r>
+        <w:t xml:space="preserve">Spearman ρ vs. PTA-4 | 0.80 | 1.00 | 1.00 | 1.00 |</w:t>
       </w:r>
       <w:r>
         <w:br/>
@@ -233,31 +233,31 @@
         <w:br/>
       </w:r>
       <w:r>
-        <w:t xml:space="preserve">24 | Normal | 9.3 | Normal | Normal μ=0.33, Mild μ=0.00 |</w:t>
-      </w:r>
-      <w:r>
-        <w:br/>
-      </w:r>
-      <w:r>
-        <w:t xml:space="preserve">26 | Mild | 16.8 | Normal | Normal μ=0.16, Mild μ=0.40 |</w:t>
-      </w:r>
-      <w:r>
-        <w:br/>
-      </w:r>
-      <w:r>
-        <w:t xml:space="preserve">27 | Mild | 20.4 | Mild | Normal μ=0.07, Mild μ=1.00 |</w:t>
-      </w:r>
-      <w:r>
-        <w:br/>
-      </w:r>
-      <w:r>
-        <w:t xml:space="preserve">28 | Mild | 20.4 | Mild | Normal μ=0.00, Mild μ=1.00 |</w:t>
-      </w:r>
-      <w:r>
-        <w:br/>
-      </w:r>
-      <w:r>
-        <w:t xml:space="preserve">30 | Mild | 20.4 | Mild | Normal μ=0.00, Mild μ=1.00 |</w:t>
+        <w:t xml:space="preserve">24 | Normal | 11.3 | Normal | Normal μ=0.33, Mild μ=0.00 |</w:t>
+      </w:r>
+      <w:r>
+        <w:br/>
+      </w:r>
+      <w:r>
+        <w:t xml:space="preserve">26 | Mild | 25.7 | Mild | Normal μ=0.16, Mild μ=0.40 |</w:t>
+      </w:r>
+      <w:r>
+        <w:br/>
+      </w:r>
+      <w:r>
+        <w:t xml:space="preserve">27 | Mild | 28.9 | Mild | Normal μ=0.07, Mild μ=1.00 |</w:t>
+      </w:r>
+      <w:r>
+        <w:br/>
+      </w:r>
+      <w:r>
+        <w:t xml:space="preserve">28 | Mild | 30.0 | Mild | Normal μ=0.00, Mild μ=1.00 |</w:t>
+      </w:r>
+      <w:r>
+        <w:br/>
+      </w:r>
+      <w:r>
+        <w:t xml:space="preserve">30 | Mild | 30.0 | Mild | Normal μ=0.00, Mild μ=1.00 |</w:t>
       </w:r>
     </w:p>
     <w:p>
@@ -283,7 +283,7 @@
         <w:br/>
       </w:r>
       <w:r>
-        <w:t xml:space="preserve">Normal | 0.0 | 6.4 | 16.4 | 27.8 |</w:t>
+        <w:t xml:space="preserve">Normal | 0.0 | 0.0 | 16.4 | 27.8 |</w:t>
       </w:r>
       <w:r>
         <w:br/>
@@ -377,7 +377,7 @@
         <w:br/>
       </w:r>
       <w:r>
-        <w:t xml:space="preserve">FAI (fuzzy) | 0.76 | 74.9% | 95.2% |</w:t>
+        <w:t xml:space="preserve">FAI (fuzzy) | 0.93 | 84.9% | 98.4% |</w:t>
       </w:r>
       <w:r>
         <w:br/>
@@ -429,31 +429,31 @@
         <w:br/>
       </w:r>
       <w:r>
-        <w:t xml:space="preserve">24 dB | Normal | Normal | 9.3 | 0.33 | 0.00 |</w:t>
-      </w:r>
-      <w:r>
-        <w:br/>
-      </w:r>
-      <w:r>
-        <w:t xml:space="preserve">26 dB | Mild | Normal | 16.8 | 0.16 | 0.40 |</w:t>
-      </w:r>
-      <w:r>
-        <w:br/>
-      </w:r>
-      <w:r>
-        <w:t xml:space="preserve">27 dB | Mild | Mild | 20.4 | 0.07 | 1.00 |</w:t>
-      </w:r>
-      <w:r>
-        <w:br/>
-      </w:r>
-      <w:r>
-        <w:t xml:space="preserve">28 dB | Mild | Mild | 20.4 | 0.00 | 1.00 |</w:t>
-      </w:r>
-      <w:r>
-        <w:br/>
-      </w:r>
-      <w:r>
-        <w:t xml:space="preserve">30 dB | Mild | Mild | 20.4 | 0.00 | 1.00 |</w:t>
+        <w:t xml:space="preserve">24 dB | Normal | Normal | 11.3 | 0.33 | 0.00 |</w:t>
+      </w:r>
+      <w:r>
+        <w:br/>
+      </w:r>
+      <w:r>
+        <w:t xml:space="preserve">26 dB | Mild | Mild | 25.7 | 0.16 | 0.40 |</w:t>
+      </w:r>
+      <w:r>
+        <w:br/>
+      </w:r>
+      <w:r>
+        <w:t xml:space="preserve">27 dB | Mild | Mild | 28.9 | 0.07 | 1.00 |</w:t>
+      </w:r>
+      <w:r>
+        <w:br/>
+      </w:r>
+      <w:r>
+        <w:t xml:space="preserve">28 dB | Mild | Mild | 30.0 | 0.00 | 1.00 |</w:t>
+      </w:r>
+      <w:r>
+        <w:br/>
+      </w:r>
+      <w:r>
+        <w:t xml:space="preserve">30 dB | Mild | Mild | 30.0 | 0.00 | 1.00 |</w:t>
       </w:r>
     </w:p>
     <w:p>
@@ -479,19 +479,19 @@
         <w:br/>
       </w:r>
       <w:r>
-        <w:t xml:space="preserve">A | 27.5 dB | Mild | 20.4 | Precipitous (shape rules) | Borderline membership (Normal 0.04, Mild 1.00) |</w:t>
-      </w:r>
-      <w:r>
-        <w:br/>
-      </w:r>
-      <w:r>
-        <w:t xml:space="preserve">B | 23.0 dB | Normal | 17.0 | Precipitous (shape rules) | 25 dB notch at 4 kHz masked by PTA |</w:t>
-      </w:r>
-      <w:r>
-        <w:br/>
-      </w:r>
-      <w:r>
-        <w:t xml:space="preserve">C | 33.8 dB | Mild | 20.4 | Sloping | Frequency-resolved severity preserved |</w:t>
+        <w:t xml:space="preserve">A | 27.5 dB | Mild | 29.4 | Precipitous (shape rules) | Borderline membership (Normal 0.04, Mild 1.00) |</w:t>
+      </w:r>
+      <w:r>
+        <w:br/>
+      </w:r>
+      <w:r>
+        <w:t xml:space="preserve">B | 23.0 dB | Normal | 21.5 | Precipitous (shape rules) | 25 dB notch at 4 kHz masked by PTA |</w:t>
+      </w:r>
+      <w:r>
+        <w:br/>
+      </w:r>
+      <w:r>
+        <w:t xml:space="preserve">C | 33.8 dB | Mild | 30.0 | Sloping | Frequency-resolved severity preserved |</w:t>
       </w:r>
       <w:r>
         <w:br/>

--- a/eh_submission/tables.docx
+++ b/eh_submission/tables.docx
@@ -27,55 +27,55 @@
         <w:pStyle w:val="BodyText"/>
       </w:pPr>
       <w:r>
-        <w:t xml:space="preserve">Characteristic | Training (n=15,654 ears) | Test (n=3,914 ears) |</w:t>
-      </w:r>
-      <w:r>
-        <w:br/>
-      </w:r>
-      <w:r>
-        <w:t xml:space="preserve">Participants (n) | 9,421 | 3,519 |</w:t>
-      </w:r>
-      <w:r>
-        <w:br/>
-      </w:r>
-      <w:r>
-        <w:t xml:space="preserve">Age (years), mean (SD) | 43.9 (14.4) | 44.0 (14.4) |</w:t>
-      </w:r>
-      <w:r>
-        <w:br/>
-      </w:r>
-      <w:r>
-        <w:t xml:space="preserve">Age (years), median (IQR) | 44 (31–56) | 44 (31–56) |</w:t>
-      </w:r>
-      <w:r>
-        <w:br/>
-      </w:r>
-      <w:r>
-        <w:t xml:space="preserve">Female sex | 50.9% | 51.3% |</w:t>
-      </w:r>
-      <w:r>
-        <w:br/>
-      </w:r>
-      <w:r>
-        <w:t xml:space="preserve">Mean PTA-4 (dB HL) | 13.3 (11.4) | 13.3 (11.6) |</w:t>
-      </w:r>
-      <w:r>
-        <w:br/>
-      </w:r>
-      <w:r>
-        <w:t xml:space="preserve">Normal | 88.0% | 88.6% |</w:t>
-      </w:r>
-      <w:r>
-        <w:br/>
-      </w:r>
-      <w:r>
-        <w:t xml:space="preserve">Mild | 8.8% | 8.1% |</w:t>
-      </w:r>
-      <w:r>
-        <w:br/>
-      </w:r>
-      <w:r>
-        <w:t xml:space="preserve">Moderate | 2.2% | 2.3% |</w:t>
+        <w:t xml:space="preserve">Characteristic | Training (n=15,656 ears) | Test (n=3,912 ears) |</w:t>
+      </w:r>
+      <w:r>
+        <w:br/>
+      </w:r>
+      <w:r>
+        <w:t xml:space="preserve">Participants (n) | 7,866 | 1,966 |</w:t>
+      </w:r>
+      <w:r>
+        <w:br/>
+      </w:r>
+      <w:r>
+        <w:t xml:space="preserve">Age (years), mean (SD) | 44.1 (14.4) | 43.5 (14.6) |</w:t>
+      </w:r>
+      <w:r>
+        <w:br/>
+      </w:r>
+      <w:r>
+        <w:t xml:space="preserve">Age (years), median (IQR) | 44 (31–56) | 43 (30–56) |</w:t>
+      </w:r>
+      <w:r>
+        <w:br/>
+      </w:r>
+      <w:r>
+        <w:t xml:space="preserve">Female sex | 50.9% | 51.2% |</w:t>
+      </w:r>
+      <w:r>
+        <w:br/>
+      </w:r>
+      <w:r>
+        <w:t xml:space="preserve">Mean PTA-4 (dB HL) | 13.3 (11.3) | 13.5 (12.2) |</w:t>
+      </w:r>
+      <w:r>
+        <w:br/>
+      </w:r>
+      <w:r>
+        <w:t xml:space="preserve">Normal | 88.4% | 86.9% |</w:t>
+      </w:r>
+      <w:r>
+        <w:br/>
+      </w:r>
+      <w:r>
+        <w:t xml:space="preserve">Mild | 8.6% | 9.2% |</w:t>
+      </w:r>
+      <w:r>
+        <w:br/>
+      </w:r>
+      <w:r>
+        <w:t xml:space="preserve">Moderate | 2.2% | 2.6% |</w:t>
       </w:r>
       <w:r>
         <w:br/>
@@ -87,13 +87,13 @@
         <w:br/>
       </w:r>
       <w:r>
-        <w:t xml:space="preserve">Severe | 0.3% | 0.3% |</w:t>
-      </w:r>
-      <w:r>
-        <w:br/>
-      </w:r>
-      <w:r>
-        <w:t xml:space="preserve">Profound | 0.1% | 0.0% |</w:t>
+        <w:t xml:space="preserve">Severe | 0.3% | 0.5% |</w:t>
+      </w:r>
+      <w:r>
+        <w:br/>
+      </w:r>
+      <w:r>
+        <w:t xml:space="preserve">Profound | 0.0% | 0.1% |</w:t>
       </w:r>
     </w:p>
     <w:p>
@@ -125,19 +125,19 @@
         <w:br/>
       </w:r>
       <w:r>
-        <w:t xml:space="preserve">Overall Agreement | 95.8% | 100%* | 98.8% | 98.8% |</w:t>
-      </w:r>
-      <w:r>
-        <w:br/>
-      </w:r>
-      <w:r>
-        <w:t xml:space="preserve">Borderline Agreement (±5 dB) | 84.9% | 100%* | 93.5% | 93.8% |</w:t>
-      </w:r>
-      <w:r>
-        <w:br/>
-      </w:r>
-      <w:r>
-        <w:t xml:space="preserve">Clear-case Agreement | 98.4% | 100%* | 100% | 100% |</w:t>
+        <w:t xml:space="preserve">Overall Agreement | 94.7% | 100%* | 98.8% | 98.8% |</w:t>
+      </w:r>
+      <w:r>
+        <w:br/>
+      </w:r>
+      <w:r>
+        <w:t xml:space="preserve">Borderline Agreement (±5 dB) | 79.8% | 100%* | 93.4% | 93.6% |</w:t>
+      </w:r>
+      <w:r>
+        <w:br/>
+      </w:r>
+      <w:r>
+        <w:t xml:space="preserve">Clear-case Agreement | 98.1% | 100%* | 100% | 100% |</w:t>
       </w:r>
       <w:r>
         <w:br/>
@@ -289,7 +289,7 @@
         <w:br/>
       </w:r>
       <w:r>
-        <w:t xml:space="preserve">Mild | 25.8 | 26.3 | 36.4 | 43.5 |</w:t>
+        <w:t xml:space="preserve">Mild | 25.8 | 26.3 | 35.7 | 43.5 |</w:t>
       </w:r>
       <w:r>
         <w:br/>
@@ -301,19 +301,19 @@
         <w:br/>
       </w:r>
       <w:r>
-        <w:t xml:space="preserve">Moderately Severe | 56.5 | 57.0 | 67.9 | 73.5 |</w:t>
-      </w:r>
-      <w:r>
-        <w:br/>
-      </w:r>
-      <w:r>
-        <w:t xml:space="preserve">Severe | 71.5 | 72.0 | 83.7 | 93.0 |</w:t>
-      </w:r>
-      <w:r>
-        <w:br/>
-      </w:r>
-      <w:r>
-        <w:t xml:space="preserve">Profound | 91.0 | 91.5 | 104.6 | 120.0 |</w:t>
+        <w:t xml:space="preserve">Moderately Severe | 56.5 | 57.0 | 67.1 | 73.5 |</w:t>
+      </w:r>
+      <w:r>
+        <w:br/>
+      </w:r>
+      <w:r>
+        <w:t xml:space="preserve">Severe | 71.5 | 72.0 | 83.6 | 93.0 |</w:t>
+      </w:r>
+      <w:r>
+        <w:br/>
+      </w:r>
+      <w:r>
+        <w:t xml:space="preserve">Profound | 91.0 | 91.5 | 106.7 | 120.0 |</w:t>
       </w:r>
     </w:p>
     <w:p>
@@ -377,7 +377,7 @@
         <w:br/>
       </w:r>
       <w:r>
-        <w:t xml:space="preserve">FAI (fuzzy) | 0.93 | 84.9% | 98.4% |</w:t>
+        <w:t xml:space="preserve">FAI (fuzzy) | 0.93 | 79.8% | 98.1% |</w:t>
       </w:r>
       <w:r>
         <w:br/>
@@ -389,13 +389,13 @@
         <w:br/>
       </w:r>
       <w:r>
-        <w:t xml:space="preserve">XGBoost | 0.98 | 93.5% | 100% |</w:t>
-      </w:r>
-      <w:r>
-        <w:br/>
-      </w:r>
-      <w:r>
-        <w:t xml:space="preserve">Random Forest | 0.98 | 93.8% | 100% |</w:t>
+        <w:t xml:space="preserve">XGBoost | 0.98 | 93.4% | 100% |</w:t>
+      </w:r>
+      <w:r>
+        <w:br/>
+      </w:r>
+      <w:r>
+        <w:t xml:space="preserve">Random Forest | 0.98 | 93.6% | 100% |</w:t>
       </w:r>
     </w:p>
     <w:p>
